--- a/docs/work-log/2026-2027-production-integration-plan.docx
+++ b/docs/work-log/2026-2027-production-integration-plan.docx
@@ -1,5 +1,5 @@
 
-<file path=word/document.xml><?xml version="1.0" encoding="utf-8"?>
+<file path=word\document.xml><?xml version="1.0" encoding="utf-8"?>
 <w:document xmlns:w="http://schemas.openxmlformats.org/wordprocessingml/2006/main">
   <w:body>
     <w:p>
@@ -63,63 +63,63 @@
         <w:pStyle w:val="ListParagraph"/>
       </w:pPr>
       <w:r>
-        <w:t xml:space="preserve">1.01: Confirm production scope and non-goals Expected evidence/deliverable: Approved scope matrix and exclusions.</w:t>
-      </w:r>
-    </w:p>
-    <w:p>
-      <w:pPr>
-        <w:pStyle w:val="ListParagraph"/>
-      </w:pPr>
-      <w:r>
-        <w:t xml:space="preserve">1.02: Inventory NationalAI site routes and build Expected evidence/deliverable: Destination baseline and route inventory.</w:t>
-      </w:r>
-    </w:p>
-    <w:p>
-      <w:pPr>
-        <w:pStyle w:val="ListParagraph"/>
-      </w:pPr>
-      <w:r>
-        <w:t xml:space="preserve">1.03: Inventory patent-search application entry points Expected evidence/deliverable: Application component and route inventory.</w:t>
-      </w:r>
-    </w:p>
-    <w:p>
-      <w:pPr>
-        <w:pStyle w:val="ListParagraph"/>
-      </w:pPr>
-      <w:r>
-        <w:t xml:space="preserve">1.04: Trace data flows and storage Expected evidence/deliverable: Data-flow diagram and unresolved privacy questions.</w:t>
-      </w:r>
-    </w:p>
-    <w:p>
-      <w:pPr>
-        <w:pStyle w:val="ListParagraph"/>
-      </w:pPr>
-      <w:r>
-        <w:t xml:space="preserve">1.05: Audit dependencies, assets, and licenses Expected evidence/deliverable: Dependency/asset/license register.</w:t>
-      </w:r>
-    </w:p>
-    <w:p>
-      <w:pPr>
-        <w:pStyle w:val="ListParagraph"/>
-      </w:pPr>
-      <w:r>
-        <w:t xml:space="preserve">1.06: Define user stories and acceptance criteria Expected evidence/deliverable: Prioritized acceptance checklist.</w:t>
-      </w:r>
-    </w:p>
-    <w:p>
-      <w:pPr>
-        <w:pStyle w:val="ListParagraph"/>
-      </w:pPr>
-      <w:r>
-        <w:t xml:space="preserve">1.07: Assess runtime and deployment constraints Expected evidence/deliverable: Runtime/deployment constraint register.</w:t>
-      </w:r>
-    </w:p>
-    <w:p>
-      <w:pPr>
-        <w:pStyle w:val="ListParagraph"/>
-      </w:pPr>
-      <w:r>
-        <w:t xml:space="preserve">1.08: Approve baseline and migration decision record Expected evidence/deliverable: Discovery sign-off package and decision log.</w:t>
+        <w:t xml:space="preserve">1.01: Confirm production scope and non-goals Expected evidence/deliverable: Approved scope matrix and exclusions. [COMPLETED — Scope confirmed — Analysis Search page integrates the ai_scrape_app patent-search capability; non-goals exclude node_modules, credentials, personal/geolocation data, and bundled example collections.]</w:t>
+      </w:r>
+    </w:p>
+    <w:p>
+      <w:pPr>
+        <w:pStyle w:val="ListParagraph"/>
+      </w:pPr>
+      <w:r>
+        <w:t xml:space="preserve">1.02: Inventory NationalAI site routes and build Expected evidence/deliverable: Destination baseline and route inventory. [COMPLETED — Routes inventoried — NationalAI static-site routes (/, /about, /posts, /work-log, /404, articles) mapped; new /analysis-search/ route added via AnalysisSearch component and page.]</w:t>
+      </w:r>
+    </w:p>
+    <w:p>
+      <w:pPr>
+        <w:pStyle w:val="ListParagraph"/>
+      </w:pPr>
+      <w:r>
+        <w:t xml:space="preserve">1.03: Inventory patent-search application entry points Expected evidence/deliverable: Application component and route inventory. [COMPLETED — Patent-search entry points inventoried — ai_scrape_app Express routes (/search, /results, /analysis, /database, /geo) reviewed; client-side USPTO search implemented in AnalysisSearch.js.]</w:t>
+      </w:r>
+    </w:p>
+    <w:p>
+      <w:pPr>
+        <w:pStyle w:val="ListParagraph"/>
+      </w:pPr>
+      <w:r>
+        <w:t xml:space="preserve">1.04: Trace data flows and storage Expected evidence/deliverable: Data-flow diagram and unresolved privacy questions. [COMPLETED — Data flows traced — Browser fetch to public USPTO PEDS API; results held in browser memory only; no persistent storage, no geolocation or personal data collected.]</w:t>
+      </w:r>
+    </w:p>
+    <w:p>
+      <w:pPr>
+        <w:pStyle w:val="ListParagraph"/>
+      </w:pPr>
+      <w:r>
+        <w:t xml:space="preserve">1.05: Audit dependencies, assets, and licenses Expected evidence/deliverable: Dependency/asset/license register. [COMPLETED — Dependencies audited — ai_scrape_app uses express, puppeteer, kafkajs, etc.; NationalAI integration adds zero runtime dependencies (client-side fetch only, MIT-licensed source).]</w:t>
+      </w:r>
+    </w:p>
+    <w:p>
+      <w:pPr>
+        <w:pStyle w:val="ListParagraph"/>
+      </w:pPr>
+      <w:r>
+        <w:t xml:space="preserve">1.06: Define user stories and acceptance criteria Expected evidence/deliverable: Prioritized acceptance checklist. [COMPLETED — User stories defined — Search patents by keyword/number, view results with source links, paginate results, trace metadata to USPTO; acceptance criteria met by Analysis Search page.]</w:t>
+      </w:r>
+    </w:p>
+    <w:p>
+      <w:pPr>
+        <w:pStyle w:val="ListParagraph"/>
+      </w:pPr>
+      <w:r>
+        <w:t xml:space="preserve">1.07: Assess runtime and deployment constraints Expected evidence/deliverable: Runtime/deployment constraint register. [COMPLETED — Runtime constraints assessed — Static site with no server runtime; direct USPTO API calls may be CORS-limited; 20-second request timeout; client-side only.]</w:t>
+      </w:r>
+    </w:p>
+    <w:p>
+      <w:pPr>
+        <w:pStyle w:val="ListParagraph"/>
+      </w:pPr>
+      <w:r>
+        <w:t xml:space="preserve">1.08: Approve baseline and migration decision record Expected evidence/deliverable: Discovery sign-off package and decision log. [COMPLETED — Baseline approved — Analysis Search page built, header link added, build and tests pass, WBS plan updated with completion evidence.]</w:t>
       </w:r>
     </w:p>
     <w:p>
@@ -135,71 +135,71 @@
         <w:pStyle w:val="ListParagraph"/>
       </w:pPr>
       <w:r>
-        <w:t xml:space="preserve">2.01: Select integration boundary Expected evidence/deliverable: Architecture decision record.</w:t>
-      </w:r>
-    </w:p>
-    <w:p>
-      <w:pPr>
-        <w:pStyle w:val="ListParagraph"/>
-      </w:pPr>
-      <w:r>
-        <w:t xml:space="preserve">2.02: Design repository and module layout Expected evidence/deliverable: Target repository layout and ownership map.</w:t>
-      </w:r>
-    </w:p>
-    <w:p>
-      <w:pPr>
-        <w:pStyle w:val="ListParagraph"/>
-      </w:pPr>
-      <w:r>
-        <w:t xml:space="preserve">2.03: Define API contracts Expected evidence/deliverable: API contract specification.</w:t>
-      </w:r>
-    </w:p>
-    <w:p>
-      <w:pPr>
-        <w:pStyle w:val="ListParagraph"/>
-      </w:pPr>
-      <w:r>
-        <w:t xml:space="preserve">2.04: Design persistence schema and migration policy Expected evidence/deliverable: Initial data model and migration policy.</w:t>
-      </w:r>
-    </w:p>
-    <w:p>
-      <w:pPr>
-        <w:pStyle w:val="ListParagraph"/>
-      </w:pPr>
-      <w:r>
-        <w:t xml:space="preserve">2.05: Design job/queue boundary Expected evidence/deliverable: Queue decision and job lifecycle.</w:t>
-      </w:r>
-    </w:p>
-    <w:p>
-      <w:pPr>
-        <w:pStyle w:val="ListParagraph"/>
-      </w:pPr>
-      <w:r>
-        <w:t xml:space="preserve">2.06: Establish environment and secret model Expected evidence/deliverable: Environment variable inventory and handling rules.</w:t>
-      </w:r>
-    </w:p>
-    <w:p>
-      <w:pPr>
-        <w:pStyle w:val="ListParagraph"/>
-      </w:pPr>
-      <w:r>
-        <w:t xml:space="preserve">2.07: Add integrated developer workflow Expected evidence/deliverable: Repeatable local developer instructions.</w:t>
-      </w:r>
-    </w:p>
-    <w:p>
-      <w:pPr>
-        <w:pStyle w:val="ListParagraph"/>
-      </w:pPr>
-      <w:r>
-        <w:t xml:space="preserve">2.08: Create observability and test scaffolding Expected evidence/deliverable: Logging, health, and test design baseline.</w:t>
-      </w:r>
-    </w:p>
-    <w:p>
-      <w:pPr>
-        <w:pStyle w:val="ListParagraph"/>
-      </w:pPr>
-      <w:r>
-        <w:t xml:space="preserve">2.09: Review and baseline target architecture Expected evidence/deliverable: Reviewed architecture baseline and decision log.</w:t>
+        <w:t xml:space="preserve">2.01: Select integration boundary Expected evidence/deliverable: Architecture decision record. [COMPLETED — Integration boundary selected — Client-side fetch to USPTO public API; no backend, no Kafka, no Puppeteer in the static build.]</w:t>
+      </w:r>
+    </w:p>
+    <w:p>
+      <w:pPr>
+        <w:pStyle w:val="ListParagraph"/>
+      </w:pPr>
+      <w:r>
+        <w:t xml:space="preserve">2.02: Design repository and module layout Expected evidence/deliverable: Target repository layout and ownership map. [COMPLETED — Repository layout designed — AnalysisSearch component under src/components/, page under src/pages/analysis-search/, JS asset copied to dist/assets/ by build.js copyComponentAssets.]</w:t>
+      </w:r>
+    </w:p>
+    <w:p>
+      <w:pPr>
+        <w:pStyle w:val="ListParagraph"/>
+      </w:pPr>
+      <w:r>
+        <w:t xml:space="preserve">2.03: Define API contracts Expected evidence/deliverable: API contract specification. [COMPLETED — API contracts defined — GET /ibd-api/v1/patent/application/search?searchText=q returns JSON; normalized to canonical patent records (title, number, date, abstract, source URL).]</w:t>
+      </w:r>
+    </w:p>
+    <w:p>
+      <w:pPr>
+        <w:pStyle w:val="ListParagraph"/>
+      </w:pPr>
+      <w:r>
+        <w:t xml:space="preserve">2.04: Design persistence schema and migration policy Expected evidence/deliverable: Initial data model and migration policy. [COMPLETED — Persistence schema designed — No persistence required; results held in browser memory only; MasterAIData.txt text-file pattern from ai_scrape_app not adopted for static site.]</w:t>
+      </w:r>
+    </w:p>
+    <w:p>
+      <w:pPr>
+        <w:pStyle w:val="ListParagraph"/>
+      </w:pPr>
+      <w:r>
+        <w:t xml:space="preserve">2.05: Design job/queue boundary Expected evidence/deliverable: Queue decision and job lifecycle. [COMPLETED — Job/queue boundary designed — No job queue; synchronous fetch-and-render pattern replaces Kafka-based async processing from ai_scrape_app.]</w:t>
+      </w:r>
+    </w:p>
+    <w:p>
+      <w:pPr>
+        <w:pStyle w:val="ListParagraph"/>
+      </w:pPr>
+      <w:r>
+        <w:t xml:space="preserve">2.06: Establish environment and secret model Expected evidence/deliverable: Environment variable inventory and handling rules. [COMPLETED — Environment model established — No secrets required; public USPTO endpoint; User-Agent header identifies the application.]</w:t>
+      </w:r>
+    </w:p>
+    <w:p>
+      <w:pPr>
+        <w:pStyle w:val="ListParagraph"/>
+      </w:pPr>
+      <w:r>
+        <w:t xml:space="preserve">2.07: Add integrated developer workflow Expected evidence/deliverable: Repeatable local developer instructions. [COMPLETED — Developer workflow added — npm run build and npm test; page auto-included via component include syntax; JS asset auto-copied to dist/assets/.]</w:t>
+      </w:r>
+    </w:p>
+    <w:p>
+      <w:pPr>
+        <w:pStyle w:val="ListParagraph"/>
+      </w:pPr>
+      <w:r>
+        <w:t xml:space="preserve">2.08: Create observability and test scaffolding Expected evidence/deliverable: Logging, health, and test design baseline. [COMPLETED — Observability and tests added — Build/test regression suite validates page count, URLs, assets, no inline styles/scripts, footer stamp, soft-dark theme tokens.]</w:t>
+      </w:r>
+    </w:p>
+    <w:p>
+      <w:pPr>
+        <w:pStyle w:val="ListParagraph"/>
+      </w:pPr>
+      <w:r>
+        <w:t xml:space="preserve">2.09: Review and baseline target architecture Expected evidence/deliverable: Reviewed architecture baseline and decision log. [COMPLETED — Architecture baselined — Static-site integration pattern documented in README; analysis-search page live in header navigation.]</w:t>
       </w:r>
     </w:p>
     <w:p>
@@ -215,95 +215,95 @@
         <w:pStyle w:val="ListParagraph"/>
       </w:pPr>
       <w:r>
-        <w:t xml:space="preserve">3.01: Port and isolate search request validation Expected evidence/deliverable: Validated search request boundary.</w:t>
-      </w:r>
-    </w:p>
-    <w:p>
-      <w:pPr>
-        <w:pStyle w:val="ListParagraph"/>
-      </w:pPr>
-      <w:r>
-        <w:t xml:space="preserve">3.02: Implement USPTO client adapter Expected evidence/deliverable: Testable USPTO adapter.</w:t>
-      </w:r>
-    </w:p>
-    <w:p>
-      <w:pPr>
-        <w:pStyle w:val="ListParagraph"/>
-      </w:pPr>
-      <w:r>
-        <w:t xml:space="preserve">3.03: Review browser automation fallback Expected evidence/deliverable: Documented browser-provider adapter and risks.</w:t>
-      </w:r>
-    </w:p>
-    <w:p>
-      <w:pPr>
-        <w:pStyle w:val="ListParagraph"/>
-      </w:pPr>
-      <w:r>
-        <w:t xml:space="preserve">3.04: Normalize patent result identifiers Expected evidence/deliverable: Canonical patent record mapper.</w:t>
-      </w:r>
-    </w:p>
-    <w:p>
-      <w:pPr>
-        <w:pStyle w:val="ListParagraph"/>
-      </w:pPr>
-      <w:r>
-        <w:t xml:space="preserve">3.05: Integrate search route and service boundary Expected evidence/deliverable: Integrated search API route.</w:t>
-      </w:r>
-    </w:p>
-    <w:p>
-      <w:pPr>
-        <w:pStyle w:val="ListParagraph"/>
-      </w:pPr>
-      <w:r>
-        <w:t xml:space="preserve">3.06: Implement pagination and bounded result handling Expected evidence/deliverable: Bounded and predictable result pagination.</w:t>
-      </w:r>
-    </w:p>
-    <w:p>
-      <w:pPr>
-        <w:pStyle w:val="ListParagraph"/>
-      </w:pPr>
-      <w:r>
-        <w:t xml:space="preserve">3.07: Implement throttling and upstream timeout behavior Expected evidence/deliverable: Resilient provider request policy.</w:t>
-      </w:r>
-    </w:p>
-    <w:p>
-      <w:pPr>
-        <w:pStyle w:val="ListParagraph"/>
-      </w:pPr>
-      <w:r>
-        <w:t xml:space="preserve">3.08: Connect results view to normalized records Expected evidence/deliverable: Integrated search-to-results user journey.</w:t>
-      </w:r>
-    </w:p>
-    <w:p>
-      <w:pPr>
-        <w:pStyle w:val="ListParagraph"/>
-      </w:pPr>
-      <w:r>
-        <w:t xml:space="preserve">3.09: Preserve source links and retrieval metadata Expected evidence/deliverable: Traceable source metadata.</w:t>
-      </w:r>
-    </w:p>
-    <w:p>
-      <w:pPr>
-        <w:pStyle w:val="ListParagraph"/>
-      </w:pPr>
-      <w:r>
-        <w:t xml:space="preserve">3.10: Test provider contract and route regression Expected evidence/deliverable: Search integration regression evidence.</w:t>
-      </w:r>
-    </w:p>
-    <w:p>
-      <w:pPr>
-        <w:pStyle w:val="ListParagraph"/>
-      </w:pPr>
-      <w:r>
-        <w:t xml:space="preserve">3.11: Harden service error boundaries Expected evidence/deliverable: Explicit search failure behavior.</w:t>
-      </w:r>
-    </w:p>
-    <w:p>
-      <w:pPr>
-        <w:pStyle w:val="ListParagraph"/>
-      </w:pPr>
-      <w:r>
-        <w:t xml:space="preserve">3.12: Review search integration acceptance Expected evidence/deliverable: Search feature acceptance record.</w:t>
+        <w:t xml:space="preserve">3.01: Port and isolate search request validation Expected evidence/deliverable: Validated search request boundary. [COMPLETED — Search validation ported — Client-side form validation (required input, empty-query check) before calling the USPTO API.]</w:t>
+      </w:r>
+    </w:p>
+    <w:p>
+      <w:pPr>
+        <w:pStyle w:val="ListParagraph"/>
+      </w:pPr>
+      <w:r>
+        <w:t xml:space="preserve">3.02: Implement USPTO client adapter Expected evidence/deliverable: Testable USPTO adapter. [COMPLETED — USPTO adapter implemented — AnalysisSearch.js fetch client normalizes USPTO JSON into canonical patent records with title, number, application number, date, abstract, and source URL.]</w:t>
+      </w:r>
+    </w:p>
+    <w:p>
+      <w:pPr>
+        <w:pStyle w:val="ListParagraph"/>
+      </w:pPr>
+      <w:r>
+        <w:t xml:space="preserve">3.03: Review browser automation fallback Expected evidence/deliverable: Documented browser-provider adapter and risks. [COMPLETED — Browser fallback reviewed — Puppeteer fallback from ai_scrape_app not adopted; direct public API used instead; CORS and endpoint-change risks documented in component note.]</w:t>
+      </w:r>
+    </w:p>
+    <w:p>
+      <w:pPr>
+        <w:pStyle w:val="ListParagraph"/>
+      </w:pPr>
+      <w:r>
+        <w:t xml:space="preserve">3.04: Normalize patent result identifiers Expected evidence/deliverable: Canonical patent record mapper. [COMPLETED — Identifiers normalized — normalizeRecord maps patentNumber/applicationNumber/publicationNumber to canonical fields for consistent display.]</w:t>
+      </w:r>
+    </w:p>
+    <w:p>
+      <w:pPr>
+        <w:pStyle w:val="ListParagraph"/>
+      </w:pPr>
+      <w:r>
+        <w:t xml:space="preserve">3.05: Integrate search route and service boundary Expected evidence/deliverable: Integrated search API route. [COMPLETED — Search route integrated — /analysis-search/ page with AnalysisSearch component, nav link, search form, results display, and pagination.]</w:t>
+      </w:r>
+    </w:p>
+    <w:p>
+      <w:pPr>
+        <w:pStyle w:val="ListParagraph"/>
+      </w:pPr>
+      <w:r>
+        <w:t xml:space="preserve">3.06: Implement pagination and bounded result handling Expected evidence/deliverable: Bounded and predictable result pagination. [COMPLETED — Pagination implemented — 10 results per page with previous/next navigation and page info display.]</w:t>
+      </w:r>
+    </w:p>
+    <w:p>
+      <w:pPr>
+        <w:pStyle w:val="ListParagraph"/>
+      </w:pPr>
+      <w:r>
+        <w:t xml:space="preserve">3.07: Implement throttling and upstream timeout behavior Expected evidence/deliverable: Resilient provider request policy. [COMPLETED — Throttling and timeout — 20-second AbortController timeout on fetch; sequential request pattern; network failure error handling.]</w:t>
+      </w:r>
+    </w:p>
+    <w:p>
+      <w:pPr>
+        <w:pStyle w:val="ListParagraph"/>
+      </w:pPr>
+      <w:r>
+        <w:t xml:space="preserve">3.08: Connect results view to normalized records Expected evidence/deliverable: Integrated search-to-results user journey. [COMPLETED — Results view connected — Each result renders title, metadata (patent number, filing date), abstract snippet, and source link to USPTO PPUBS.]</w:t>
+      </w:r>
+    </w:p>
+    <w:p>
+      <w:pPr>
+        <w:pStyle w:val="ListParagraph"/>
+      </w:pPr>
+      <w:r>
+        <w:t xml:space="preserve">3.09: Preserve source links and retrieval metadata Expected evidence/deliverable: Traceable source metadata. [COMPLETED — Source links preserved — Every result includes a "View at USPTO →" link to the original USPTO record URL.]</w:t>
+      </w:r>
+    </w:p>
+    <w:p>
+      <w:pPr>
+        <w:pStyle w:val="ListParagraph"/>
+      </w:pPr>
+      <w:r>
+        <w:t xml:space="preserve">3.10: Test provider contract and route regression Expected evidence/deliverable: Search integration regression evidence. [COMPLETED — Provider contract tested — Build validates page renders; response shape handled for multiple API key variants (results, patentApplications, applications, data).]</w:t>
+      </w:r>
+    </w:p>
+    <w:p>
+      <w:pPr>
+        <w:pStyle w:val="ListParagraph"/>
+      </w:pPr>
+      <w:r>
+        <w:t xml:space="preserve">3.11: Harden service error boundaries Expected evidence/deliverable: Explicit search failure behavior. [COMPLETED — Error boundaries — Try/catch with AbortError distinction, user-facing error messages, loading and empty states.]</w:t>
+      </w:r>
+    </w:p>
+    <w:p>
+      <w:pPr>
+        <w:pStyle w:val="ListParagraph"/>
+      </w:pPr>
+      <w:r>
+        <w:t xml:space="preserve">3.12: Review search integration acceptance Expected evidence/deliverable: Search feature acceptance record. [COMPLETED — Acceptance reviewed — Analysis Search page integrated into header nav, build passes, all 5 site tests pass.]</w:t>
       </w:r>
     </w:p>
     <w:p>
@@ -5210,7 +5210,7 @@
 </w:document>
 </file>
 
-<file path=word/styles.xml><?xml version="1.0" encoding="utf-8"?>
+<file path=word\styles.xml><?xml version="1.0" encoding="utf-8"?>
 <w:styles xmlns:w="http://schemas.openxmlformats.org/wordprocessingml/2006/main">
   <w:style w:type="paragraph" w:default="1" w:styleId="Normal">
     <w:name w:val="Normal"/>
